--- a/data/employees/EMP074/AST-EMP074-03.docx
+++ b/data/employees/EMP074/AST-EMP074-03.docx
@@ -7,10 +7,7 @@
         <w:pStyle w:val="Heading1"/>
       </w:pPr>
       <w:r>
-        <w:rPr>
-          <w:sz w:val="36"/>
-        </w:rPr>
-        <w:t>Design specification - EMP074</w:t>
+        <w:t>Ast Emp074 03 - EMP074</w:t>
       </w:r>
     </w:p>
     <w:p>
@@ -18,130 +15,32 @@
         <w:pStyle w:val="Heading2"/>
       </w:pPr>
       <w:r>
-        <w:t>Document Metadata</w:t>
-      </w:r>
-    </w:p>
-    <w:tbl>
-      <w:tblPr>
-        <w:tblStyle w:val="TableGrid"/>
-        <w:tblW w:type="auto" w:w="0"/>
-        <w:tblLook w:firstColumn="1" w:firstRow="1" w:lastColumn="0" w:lastRow="0" w:noHBand="0" w:noVBand="1" w:val="04A0"/>
-      </w:tblPr>
-      <w:tblGrid>
-        <w:gridCol w:w="4320"/>
-        <w:gridCol w:w="4320"/>
-      </w:tblGrid>
-      <w:tr>
-        <w:tc>
-          <w:tcPr>
-            <w:tcW w:type="dxa" w:w="4320"/>
-          </w:tcPr>
-          <w:p>
-            <w:r>
-              <w:t>Author</w:t>
-            </w:r>
-          </w:p>
-        </w:tc>
-        <w:tc>
-          <w:tcPr>
-            <w:tcW w:type="dxa" w:w="4320"/>
-          </w:tcPr>
-          <w:p>
-            <w:r>
-              <w:t>Morgan Smith</w:t>
-            </w:r>
-          </w:p>
-        </w:tc>
-      </w:tr>
-      <w:tr>
-        <w:tc>
-          <w:tcPr>
-            <w:tcW w:type="dxa" w:w="4320"/>
-          </w:tcPr>
-          <w:p>
-            <w:r>
-              <w:t>Role / Department</w:t>
-            </w:r>
-          </w:p>
-        </w:tc>
-        <w:tc>
-          <w:tcPr>
-            <w:tcW w:type="dxa" w:w="4320"/>
-          </w:tcPr>
-          <w:p>
-            <w:r>
-              <w:t>Manager | HR</w:t>
-            </w:r>
-          </w:p>
-        </w:tc>
-      </w:tr>
-      <w:tr>
-        <w:tc>
-          <w:tcPr>
-            <w:tcW w:type="dxa" w:w="4320"/>
-          </w:tcPr>
-          <w:p>
-            <w:r>
-              <w:t>Location</w:t>
-            </w:r>
-          </w:p>
-        </w:tc>
-        <w:tc>
-          <w:tcPr>
-            <w:tcW w:type="dxa" w:w="4320"/>
-          </w:tcPr>
-          <w:p>
-            <w:r>
-              <w:t>Hsinchu</w:t>
-            </w:r>
-          </w:p>
-        </w:tc>
-      </w:tr>
-      <w:tr>
-        <w:tc>
-          <w:tcPr>
-            <w:tcW w:type="dxa" w:w="4320"/>
-          </w:tcPr>
-          <w:p>
-            <w:r>
-              <w:t>Last Modified</w:t>
-            </w:r>
-          </w:p>
-        </w:tc>
-        <w:tc>
-          <w:tcPr>
-            <w:tcW w:type="dxa" w:w="4320"/>
-          </w:tcPr>
-          <w:p>
-            <w:r>
-              <w:t>2025-03-19</w:t>
-            </w:r>
-          </w:p>
-        </w:tc>
-      </w:tr>
-    </w:tbl>
-    <w:p/>
-    <w:p>
-      <w:pPr>
-        <w:pStyle w:val="Heading2"/>
-      </w:pPr>
-      <w:r>
-        <w:t>Specification</w:t>
+        <w:t>Page 1</w:t>
       </w:r>
     </w:p>
     <w:p>
       <w:r>
-        <w:t>Design Specification: HRIS Onboarding Module</w:t>
+        <w:t>Section 1: Automation backlog refinement. EMP074 contributes to ast emp074 03 through recurring collaboration, clear ownership boundaries, and measurable outcomes. The team captures decisions, open issues, and handoffs so that knowledge remains discoverable for future programs.</w:t>
       </w:r>
     </w:p>
     <w:p>
       <w:r>
-        <w:t>Version: 2.1</w:t>
+        <w:t>Section 2: Operational risk review. EMP074 contributes to ast emp074 03 through recurring collaboration, clear ownership boundaries, and measurable outcomes. The team captures decisions, open issues, and handoffs so that knowledge remains discoverable for future programs.</w:t>
       </w:r>
     </w:p>
     <w:p>
       <w:r>
-        <w:t>This specification describes the digital onboarding workflow integration between the HRIS platform and Azure Active Directory. New hire provisioning is triggered upon signed offer acceptance. The SLA for account creation is 4 business hours.</w:t>
+        <w:t>Section 3: Data quality remediation. EMP074 contributes to ast emp074 03 through recurring collaboration, clear ownership boundaries, and measurable outcomes. The team captures decisions, open issues, and handoffs so that knowledge remains discoverable for future programs.</w:t>
+      </w:r>
+    </w:p>
+    <w:p>
+      <w:r>
+        <w:t>Section 4: Automation backlog refinement. EMP074 contributes to ast emp074 03 through recurring collaboration, clear ownership boundaries, and measurable outcomes. The team captures decisions, open issues, and handoffs so that knowledge remains discoverable for future programs.</w:t>
+      </w:r>
+    </w:p>
+    <w:p>
+      <w:r>
+        <w:br w:type="page"/>
       </w:r>
     </w:p>
     <w:p>
@@ -149,12 +48,60 @@
         <w:pStyle w:val="Heading2"/>
       </w:pPr>
       <w:r>
-        <w:t>Author Competencies</w:t>
+        <w:t>Page 2</w:t>
       </w:r>
     </w:p>
     <w:p>
       <w:r>
-        <w:t>TypeScript, SQL, Kusto, Azure AI</w:t>
+        <w:t>Section 1: Quarterly delivery milestones. EMP074 contributes to ast emp074 03 through recurring collaboration, clear ownership boundaries, and measurable outcomes. The team captures decisions, open issues, and handoffs so that knowledge remains discoverable for future programs.</w:t>
+      </w:r>
+    </w:p>
+    <w:p>
+      <w:r>
+        <w:t>Section 2: Operational risk review. EMP074 contributes to ast emp074 03 through recurring collaboration, clear ownership boundaries, and measurable outcomes. The team captures decisions, open issues, and handoffs so that knowledge remains discoverable for future programs.</w:t>
+      </w:r>
+    </w:p>
+    <w:p>
+      <w:r>
+        <w:t>Section 3: Operational risk review. EMP074 contributes to ast emp074 03 through recurring collaboration, clear ownership boundaries, and measurable outcomes. The team captures decisions, open issues, and handoffs so that knowledge remains discoverable for future programs.</w:t>
+      </w:r>
+    </w:p>
+    <w:p>
+      <w:r>
+        <w:t>Section 4: Quarterly delivery milestones. EMP074 contributes to ast emp074 03 through recurring collaboration, clear ownership boundaries, and measurable outcomes. The team captures decisions, open issues, and handoffs so that knowledge remains discoverable for future programs.</w:t>
+      </w:r>
+    </w:p>
+    <w:p>
+      <w:r>
+        <w:br w:type="page"/>
+      </w:r>
+    </w:p>
+    <w:p>
+      <w:pPr>
+        <w:pStyle w:val="Heading2"/>
+      </w:pPr>
+      <w:r>
+        <w:t>Page 3</w:t>
+      </w:r>
+    </w:p>
+    <w:p>
+      <w:r>
+        <w:t>Section 1: Knowledge transfer and onboarding. EMP074 contributes to ast emp074 03 through recurring collaboration, clear ownership boundaries, and measurable outcomes. The team captures decisions, open issues, and handoffs so that knowledge remains discoverable for future programs.</w:t>
+      </w:r>
+    </w:p>
+    <w:p>
+      <w:r>
+        <w:t>Section 2: Operational risk review. EMP074 contributes to ast emp074 03 through recurring collaboration, clear ownership boundaries, and measurable outcomes. The team captures decisions, open issues, and handoffs so that knowledge remains discoverable for future programs.</w:t>
+      </w:r>
+    </w:p>
+    <w:p>
+      <w:r>
+        <w:t>Section 3: Department KPI performance. EMP074 contributes to ast emp074 03 through recurring collaboration, clear ownership boundaries, and measurable outcomes. The team captures decisions, open issues, and handoffs so that knowledge remains discoverable for future programs.</w:t>
+      </w:r>
+    </w:p>
+    <w:p>
+      <w:r>
+        <w:t>Section 4: Fabric semantic model planning. EMP074 contributes to ast emp074 03 through recurring collaboration, clear ownership boundaries, and measurable outcomes. The team captures decisions, open issues, and handoffs so that knowledge remains discoverable for future programs.</w:t>
       </w:r>
     </w:p>
     <w:sectPr>
